--- a/src/data/cover_letters_2026-03-24/intelcia_jobs_ingenieur-data_neuilly-sur-seine.docx
+++ b/src/data/cover_letters_2026-03-24/intelcia_jobs_ingenieur-data_neuilly-sur-seine.docx
@@ -33,7 +33,7 @@
         <w:spacing w:after="0"/>
       </w:pPr>
       <w:r>
-        <w:t>These opportunities have allowed me to sharpen my Python skills and gain experience with ETL tools such as Airflow and Talend, crucial for the role of Data Engineer you are offering. I bridge the gap between those technologies and domain experts to create business value. In doing so, I realized that I have strong presentation and communication skills and am very good at giving presentations to technical and executive audiences. For instance, I currently teach lectures on data warehouses and artificial intelligence at Paris Cité University to Master's students in health sciences.</w:t>
+        <w:t>These opportunities have allowed me to sharpen my Python skills and master ETL processes, which aligns perfectly with your requirement for designing and developing data processing pipelines. I bridge the gap between technologies and domain experts to create business value. In doing so, I realized that I have strong presentation and communication skills, and am very good at giving presentations to technical and executive audiences. For instance, I currently teach lectures on data warehouses and artificial intelligence at Paris Cité University to Master's students in health sciences.</w:t>
       </w:r>
     </w:p>
     <w:p>
@@ -46,7 +46,7 @@
         <w:spacing w:after="0"/>
       </w:pPr>
       <w:r>
-        <w:t>Discovery and curiosity are second nature to me. I am constantly developing my ability to adapt, both in my leisure activities (chess, salsa dancing, capoeira, music, language learning) and in my professional life. At the end of 2025, I had the unique opportunity to impact the digital strategy of the Haematology Department at São Paulo Central Hospital, working alongside its IT team to provide them with a unified access to patient data.</w:t>
+        <w:t>Discovery and curiosity are second nature to me. I am constantly developing my ability to adapt, both in my leisure activities (chess, salsa dancing, capoeira, music, language learning) and in my professional life. At the end of 2025, I had the unique opportunity to impact the digital strategy of the Haematology Department at São Paulo Central Hospital, working alongside its IT team to provide them with unified access to patient data, demonstrating my expertise in data governance and storage solutions.</w:t>
       </w:r>
     </w:p>
     <w:p>
@@ -72,7 +72,7 @@
         <w:spacing w:after="0"/>
       </w:pPr>
       <w:r>
-        <w:t>Dynamic, curious, and aware of the importance of teamwork in order to achieve more, I combine technical expertise with presentation and communication skills. I have extensive experience with cloud environments, including AWS and Azure, and am enthusiastic about helping organizations to get the most out of their data assets by ensuring the quality, reliability, and availability of data as outlined in your job offer.</w:t>
+        <w:t>Dynamic, curious, and aware of the importance of teamwork to achieve more, I combine technical expertise with presentation and communication skills. I am well-versed in SQL, Python, and Big Data environments like Spark and Hadoop, and have experience with cloud platforms such as AWS and Azure. I firmly believe that human interactions help us grow, and I am enthusiastic about helping organizations to get the most out of their data assets through collaborative efforts with Data Analyst, Data Scientist, and business teams.</w:t>
       </w:r>
     </w:p>
     <w:sectPr>
